--- a/artifacts/HR-02/build/resume-ca-105.docx
+++ b/artifacts/HR-02/build/resume-ca-105.docx
@@ -32,7 +32,7 @@
         </w:numPr>
       </w:pPr>
       <w:r>
-        <w:t xml:space="preserve">Requisition ID: RQN-2026-0105</w:t>
+        <w:t xml:space="preserve">Requisition ID: RQN-2026-0106</w:t>
       </w:r>
     </w:p>
     <w:p>
@@ -44,7 +44,7 @@
         </w:numPr>
       </w:pPr>
       <w:r>
-        <w:t xml:space="preserve">Application date: 2026-03-02</w:t>
+        <w:t xml:space="preserve">Application date: 2026-03-09</w:t>
       </w:r>
     </w:p>
     <w:p>
@@ -73,7 +73,7 @@
         <w:pStyle w:val="FirstParagraph"/>
       </w:pPr>
       <w:r>
-        <w:t xml:space="preserve">Backend engineer with most of my time on payment and settlement systems, where being wrong is expensive and being slow is also expensive. The last stretch has been on the reconciliation side, which is mostly the work of making two systems agree about what happened and saying so plainly when they do not.</w:t>
+        <w:t xml:space="preserve">Program manager on settlement and reconciliation work, where being wrong is expensive and being slow is also expensive. The last stretch has been the exception side of it, which is mostly the work of making two records agree about what happened, and saying so plainly to the customer when they do not.</w:t>
       </w:r>
     </w:p>
     <w:bookmarkEnd w:id="9"/>
@@ -86,13 +86,13 @@
         <w:t xml:space="preserve">Experience</w:t>
       </w:r>
     </w:p>
-    <w:bookmarkStart w:id="10" w:name="X3dde3e790117a92c4bad8f7385138a243137743"/>
+    <w:bookmarkStart w:id="10" w:name="X6723cfd90e2a2df808f05696a9e9275ffcc7415"/>
     <w:p>
       <w:pPr>
         <w:pStyle w:val="Heading3"/>
       </w:pPr>
       <w:r>
-        <w:t xml:space="preserve">Senior Software Engineer, a large payments processor, 4 years 6 months</w:t>
+        <w:t xml:space="preserve">Program Manager, a large payments services company, 4 years 6 months</w:t>
       </w:r>
     </w:p>
     <w:p>
@@ -104,7 +104,7 @@
         </w:numPr>
       </w:pPr>
       <w:r>
-        <w:t xml:space="preserve">Own the reconciliation path between an internal ledger and an external settlement feed, including the exception queue a person works every morning.</w:t>
+        <w:t xml:space="preserve">Hold the plan for the reconciliation between an internal ledger and an outside settlement feed, including the exception queue a person works every morning.</w:t>
       </w:r>
     </w:p>
     <w:p>
@@ -116,7 +116,7 @@
         </w:numPr>
       </w:pPr>
       <w:r>
-        <w:t xml:space="preserve">Rebuilt the matching stage after writing down which of the two candidate designs paid for latency and which paid for auditability, and recorded what would have to change for the other to win.</w:t>
+        <w:t xml:space="preserve">Rebuilt the matching step after writing down which of two candidate approaches paid for speed and which paid for being able to show the working, and recorded what would have to change for the other to win.</w:t>
       </w:r>
     </w:p>
     <w:p>
@@ -128,7 +128,7 @@
         </w:numPr>
       </w:pPr>
       <w:r>
-        <w:t xml:space="preserve">Worked with a finance group who did not report to me to agree what an unmatched item means before writing any code for it, and wrote that definition down where both sides could argue with it.</w:t>
+        <w:t xml:space="preserve">Agreed with a finance group who did not report to me what an unmatched item means before anything was built for it, and wrote that definition where both sides could argue with it.</w:t>
       </w:r>
     </w:p>
     <w:p>
@@ -140,17 +140,29 @@
         </w:numPr>
       </w:pPr>
       <w:r>
-        <w:t xml:space="preserve">Carry the pager for the path and run the handover at the end of each rotation.</w:t>
+        <w:t xml:space="preserve">Keep the escalation management route for the queue current, with a named person against each step and a date it was last checked.</w:t>
+      </w:r>
+    </w:p>
+    <w:p>
+      <w:pPr>
+        <w:pStyle w:val="Compact"/>
+        <w:numPr>
+          <w:ilvl w:val="0"/>
+          <w:numId w:val="1002"/>
+        </w:numPr>
+      </w:pPr>
+      <w:r>
+        <w:t xml:space="preserve">Said which two of the four planned improvements would not be attempted before the year end, in the plan rather than in a conversation.</w:t>
       </w:r>
     </w:p>
     <w:bookmarkEnd w:id="10"/>
-    <w:bookmarkStart w:id="11" w:name="X062820f84b345c1c24423811dc2373784bcacef"/>
+    <w:bookmarkStart w:id="11" w:name="Xa806126aaf685cbfdf4c689f9314f06fb88edf8"/>
     <w:p>
       <w:pPr>
         <w:pStyle w:val="Heading3"/>
       </w:pPr>
       <w:r>
-        <w:t xml:space="preserve">Software Engineer, a mid sized banking software company, 3 years 7 months</w:t>
+        <w:t xml:space="preserve">Operations Analyst, a mid sized banking services company, 3 years 7 months</w:t>
       </w:r>
     </w:p>
     <w:p>
@@ -162,7 +174,7 @@
         </w:numPr>
       </w:pPr>
       <w:r>
-        <w:t xml:space="preserve">Built the services around a payments gateway and the retry behavior in front of it.</w:t>
+        <w:t xml:space="preserve">Ran the daily checks around a payments gateway and the queue in front of it.</w:t>
       </w:r>
     </w:p>
     <w:p>
@@ -188,13 +200,13 @@
         <w:t xml:space="preserve">Education</w:t>
       </w:r>
     </w:p>
-    <w:bookmarkStart w:id="13" w:name="X5b86829ebabb60477d51542da80aacbae998020"/>
+    <w:bookmarkStart w:id="13" w:name="X99a681cfe88c8d8e2f5db1d14b41dfa088761cf"/>
     <w:p>
       <w:pPr>
         <w:pStyle w:val="Heading3"/>
       </w:pPr>
       <w:r>
-        <w:t xml:space="preserve">Bachelor’s degree in computer science, a large public university</w:t>
+        <w:t xml:space="preserve">Bachelor’s degree in accounting, a large public university</w:t>
       </w:r>
     </w:p>
     <w:bookmarkEnd w:id="13"/>
@@ -217,7 +229,7 @@
         </w:numPr>
       </w:pPr>
       <w:r>
-        <w:t xml:space="preserve">Secure development practitioner, current.</w:t>
+        <w:t xml:space="preserve">Operational risk practitioner, current.</w:t>
       </w:r>
     </w:p>
     <w:bookmarkEnd w:id="15"/>

--- a/artifacts/HR-02/build/resume-ca-105.docx
+++ b/artifacts/HR-02/build/resume-ca-105.docx
@@ -141,18 +141,6 @@
       </w:pPr>
       <w:r>
         <w:t xml:space="preserve">Keep the escalation management route for the queue current, with a named person against each step and a date it was last checked.</w:t>
-      </w:r>
-    </w:p>
-    <w:p>
-      <w:pPr>
-        <w:pStyle w:val="Compact"/>
-        <w:numPr>
-          <w:ilvl w:val="0"/>
-          <w:numId w:val="1002"/>
-        </w:numPr>
-      </w:pPr>
-      <w:r>
-        <w:t xml:space="preserve">Said which two of the four planned improvements would not be attempted before the year end, in the plan rather than in a conversation.</w:t>
       </w:r>
     </w:p>
     <w:bookmarkEnd w:id="10"/>
